--- a/VTV-Executive-Summary.docx
+++ b/VTV-Executive-Summary.docx
@@ -726,6 +726,16 @@
         <w:rPr>
           <w:sz w:val="20"/>
         </w:rPr>
+        <w:t>Independent Company Analysis: 80% Investment Match • 8.4/10 Business Model Grade</w:t>
+        <w:br/>
+        <w:t>Third-party evaluation across 10 standardized investment parameters. 7 of 10 rated Excellent. Scored 10/10 on Exit Potential and Attractiveness for Future Capital Raises. 9/10 on Scalability, Market Size, and Revenue Model.</w:t>
+      </w:r>
+    </w:p>
+    <w:p>
+      <w:r>
+        <w:rPr>
+          <w:sz w:val="20"/>
+        </w:rPr>
         <w:t>External Proof Points:</w:t>
         <w:br/>
         <w:t>• 4–5 external companies launching with VTV assessment integration</w:t>
@@ -753,6 +763,20 @@
         <w:t>• LTV:CAC Ratio: 6:1+</w:t>
         <w:br/>
         <w:t>• Infrastructure: $8–10K/mo at scale</w:t>
+      </w:r>
+    </w:p>
+    <w:p>
+      <w:r>
+        <w:rPr>
+          <w:sz w:val="20"/>
+        </w:rPr>
+        <w:t>Known Risks (from Independent Analysis) &amp; How We Address Them:</w:t>
+        <w:br/>
+        <w:t>• CAC Strategy (7/10): Free assessment funnel converts at zero paid CAC. Target blended CAC: $35–$60. FitCarna cross-referral creates organic pipeline.</w:t>
+        <w:br/>
+        <w:t>• Traction Breadth (7/10): Current traction is fitness-concentrated by design — FitCarna is the Phase 1 revenue engine. Dating vertical launches Month 1 post-funding.</w:t>
+        <w:br/>
+        <w:t>• Team Depth (7/10): $540K (31%) of raised capital goes to engineering hires. Founder built entire platform solo — proving technical capability. Senior SaaS hire is #1 priority post-close.</w:t>
       </w:r>
     </w:p>
     <w:p/>

--- a/VTV-Executive-Summary.docx
+++ b/VTV-Executive-Summary.docx
@@ -677,7 +677,7 @@
         </w:rPr>
         <w:t>Shawn E. Decker — Founder &amp; CEO</w:t>
         <w:br/>
-        <w:t>U.S. Navy Veteran (Aviation Maintenance, 1998–2002). Licensed Real Estate Appraiser, 23+ years. Published author (2 books). Created the P.I.N.K. Framework and built the entire platform architecture.</w:t>
+        <w:t>U.S. Navy Veteran (Aviation Maintenance, 1998–2002). VA Certified Real Estate Appraiser License #4001011047, 23+ years, active &amp; current. 2026 Continuing Education: 28+ hours including USPAP, National Valuation Bias and Fair Housing, Hybrid/Desktop Appraisals (McKissock). Published author (2 books). Created the P.I.N.K. Framework and built the entire platform architecture.</w:t>
       </w:r>
     </w:p>
     <w:p>
